--- a/docs/agent-rules.docx
+++ b/docs/agent-rules.docx
@@ -606,7 +606,7 @@
                 <w:sz w:val="19"/>
                 <w:szCs w:val="19"/>
               </w:rPr>
-              <w:t xml:space="preserve">O endpoint do Main-Server aceita autor, título e especialidade separados, então o classificador devolve também o campo. Vale só no modo «Buscar aqui»: a página externa não filtra por campo e ignora o field.</w:t>
+              <w:t xml:space="preserve">O endpoint do Main-Server aceita autor, título e especialidade separados, então o classificador devolve também o campo. Vale só no modo «Busca Integrada»: a página externa não filtra por campo e ignora o field.</w:t>
             </w:r>
           </w:p>
         </w:tc>
@@ -741,7 +741,7 @@
                 <w:sz w:val="19"/>
                 <w:szCs w:val="19"/>
               </w:rPr>
-              <w:t xml:space="preserve">Modo «Alimentar resposta»</w:t>
+              <w:t xml:space="preserve">Modo «Alimentar LLM»</w:t>
             </w:r>
           </w:p>
         </w:tc>
@@ -1510,7 +1510,7 @@
                 <w:sz w:val="19"/>
                 <w:szCs w:val="19"/>
               </w:rPr>
-              <w:t xml:space="preserve">Ação do botão (modo llm)</w:t>
+              <w:t xml:space="preserve">Padrões de sessão</w:t>
             </w:r>
           </w:p>
         </w:tc>
@@ -1542,7 +1542,7 @@
                 <w:sz w:val="19"/>
                 <w:szCs w:val="19"/>
               </w:rPr>
-              <w:t xml:space="preserve">Buscar aqui (padrão) · Abrir módulo · Alimentar resposta</w:t>
+              <w:t xml:space="preserve">Modo Agente ligado · Classificador LLM · Busca Integrada</w:t>
             </w:r>
           </w:p>
         </w:tc>
@@ -1575,7 +1575,7 @@
                 <w:sz w:val="17"/>
                 <w:szCs w:val="17"/>
               </w:rPr>
-              <w:t xml:space="preserve">AGENT_LLM_MODES · config.ts</w:t>
+              <w:t xml:space="preserve">AGENT_MODE / AGENT_*_DEFAULT · config.ts</w:t>
             </w:r>
           </w:p>
         </w:tc>
@@ -1610,7 +1610,7 @@
                 <w:sz w:val="19"/>
                 <w:szCs w:val="19"/>
               </w:rPr>
-              <w:t xml:space="preserve">Card: resultados pedidos × exibidos</w:t>
+              <w:t xml:space="preserve">Ação do botão (modo llm)</w:t>
             </w:r>
           </w:p>
         </w:tc>
@@ -1641,7 +1641,7 @@
                 <w:sz w:val="19"/>
                 <w:szCs w:val="19"/>
               </w:rPr>
-              <w:t xml:space="preserve">12 buscados, 5 exibidos, «ver mais» expande</w:t>
+              <w:t xml:space="preserve">Busca Integrada (padrão) · Abrir módulo · Alimentar LLM</w:t>
             </w:r>
           </w:p>
         </w:tc>
@@ -1673,7 +1673,7 @@
                 <w:sz w:val="17"/>
                 <w:szCs w:val="17"/>
               </w:rPr>
-              <w:t xml:space="preserve">AGENT_SEARCH_LIMIT / AGENT_CARD_PREVIEW · config.ts</w:t>
+              <w:t xml:space="preserve">AGENT_LLM_MODES · config.ts</w:t>
             </w:r>
           </w:p>
         </w:tc>
@@ -1709,7 +1709,7 @@
                 <w:sz w:val="19"/>
                 <w:szCs w:val="19"/>
               </w:rPr>
-              <w:t xml:space="preserve">Onde vive o módulo</w:t>
+              <w:t xml:space="preserve">Card: resultados pedidos × exibidos</w:t>
             </w:r>
           </w:p>
         </w:tc>
@@ -1741,7 +1741,7 @@
                 <w:sz w:val="19"/>
                 <w:szCs w:val="19"/>
               </w:rPr>
-              <w:t xml:space="preserve">src/agent — fronteira aplicada por lint nos dois sentidos</w:t>
+              <w:t xml:space="preserve">12 buscados, 5 exibidos, «ver mais» expande</w:t>
             </w:r>
           </w:p>
         </w:tc>
@@ -1774,7 +1774,7 @@
                 <w:sz w:val="17"/>
                 <w:szCs w:val="17"/>
               </w:rPr>
-              <w:t xml:space="preserve">index.ts é a única superfície pública</w:t>
+              <w:t xml:space="preserve">AGENT_SEARCH_LIMIT / AGENT_CARD_PREVIEW · config.ts</w:t>
             </w:r>
           </w:p>
         </w:tc>
@@ -1809,7 +1809,7 @@
                 <w:sz w:val="19"/>
                 <w:szCs w:val="19"/>
               </w:rPr>
-              <w:t xml:space="preserve">Toques no ConsBOT puro</w:t>
+              <w:t xml:space="preserve">Onde vive o módulo</w:t>
             </w:r>
           </w:p>
         </w:tc>
@@ -1840,7 +1840,7 @@
                 <w:sz w:val="19"/>
                 <w:szCs w:val="19"/>
               </w:rPr>
-              <w:t xml:space="preserve">3 imports: ChatWindow, SettingsFields, chat-settings</w:t>
+              <w:t xml:space="preserve">src/agent — fronteira aplicada por lint nos dois sentidos</w:t>
             </w:r>
           </w:p>
         </w:tc>
@@ -1872,7 +1872,7 @@
                 <w:sz w:val="17"/>
                 <w:szCs w:val="17"/>
               </w:rPr>
-              <w:t xml:space="preserve">o resto entra pelo AgentHost</w:t>
+              <w:t xml:space="preserve">index.ts é a única superfície pública</w:t>
             </w:r>
           </w:p>
         </w:tc>
@@ -1908,7 +1908,7 @@
                 <w:sz w:val="19"/>
                 <w:szCs w:val="19"/>
               </w:rPr>
-              <w:t xml:space="preserve">Acrescentar capacidade</w:t>
+              <w:t xml:space="preserve">Toques no ConsBOT puro</w:t>
             </w:r>
           </w:p>
         </w:tc>
@@ -1940,7 +1940,7 @@
                 <w:sz w:val="19"/>
                 <w:szCs w:val="19"/>
               </w:rPr>
-              <w:t xml:space="preserve">um arquivo em tools/ e uma linha no registro</w:t>
+              <w:t xml:space="preserve">3 imports: ChatWindow, SettingsFields, chat-settings</w:t>
             </w:r>
           </w:p>
         </w:tc>
@@ -1973,7 +1973,7 @@
                 <w:sz w:val="17"/>
                 <w:szCs w:val="17"/>
               </w:rPr>
-              <w:t xml:space="preserve">tools/registry.ts</w:t>
+              <w:t xml:space="preserve">o resto entra pelo AgentHost</w:t>
             </w:r>
           </w:p>
         </w:tc>
@@ -2008,7 +2008,7 @@
                 <w:sz w:val="19"/>
                 <w:szCs w:val="19"/>
               </w:rPr>
-              <w:t xml:space="preserve">Prompt e JSON Schema do planejador</w:t>
+              <w:t xml:space="preserve">Acrescentar capacidade</w:t>
             </w:r>
           </w:p>
         </w:tc>
@@ -2039,7 +2039,7 @@
                 <w:sz w:val="19"/>
                 <w:szCs w:val="19"/>
               </w:rPr>
-              <w:t xml:space="preserve">gerados do registro, não escritos à mão</w:t>
+              <w:t xml:space="preserve">um arquivo em tools/ e uma linha no registro</w:t>
             </w:r>
           </w:p>
         </w:tc>
@@ -2071,7 +2071,7 @@
                 <w:sz w:val="17"/>
                 <w:szCs w:val="17"/>
               </w:rPr>
-              <w:t xml:space="preserve">planner/prompt.ts · planner/schema.ts</w:t>
+              <w:t xml:space="preserve">tools/registry.ts</w:t>
             </w:r>
           </w:p>
         </w:tc>
@@ -2107,7 +2107,7 @@
                 <w:sz w:val="19"/>
                 <w:szCs w:val="19"/>
               </w:rPr>
-              <w:t xml:space="preserve">Catálogo de obras</w:t>
+              <w:t xml:space="preserve">Prompt e JSON Schema do planejador</w:t>
             </w:r>
           </w:p>
         </w:tc>
@@ -2139,7 +2139,7 @@
                 <w:sz w:val="19"/>
                 <w:szCs w:val="19"/>
               </w:rPr>
-              <w:t xml:space="preserve">16 livros; a Enciclopédia fica de fora, é o corpus dos verbetes</w:t>
+              <w:t xml:space="preserve">gerados do registro, não escritos à mão</w:t>
             </w:r>
           </w:p>
         </w:tc>
@@ -2172,7 +2172,7 @@
                 <w:sz w:val="17"/>
                 <w:szCs w:val="17"/>
               </w:rPr>
-              <w:t xml:space="preserve">AGENT_BOOKS · config.ts</w:t>
+              <w:t xml:space="preserve">planner/prompt.ts · planner/schema.ts</w:t>
             </w:r>
           </w:p>
         </w:tc>
@@ -2207,7 +2207,7 @@
                 <w:sz w:val="19"/>
                 <w:szCs w:val="19"/>
               </w:rPr>
-              <w:t xml:space="preserve">Gatilho da avaliação</w:t>
+              <w:t xml:space="preserve">Catálogo de obras</w:t>
             </w:r>
           </w:p>
         </w:tc>
@@ -2238,7 +2238,7 @@
                 <w:sz w:val="19"/>
                 <w:szCs w:val="19"/>
               </w:rPr>
-              <w:t xml:space="preserve">Última mensagem do usuário</w:t>
+              <w:t xml:space="preserve">16 livros; a Enciclopédia fica de fora, é o corpus dos verbetes</w:t>
             </w:r>
           </w:p>
         </w:tc>
@@ -2270,7 +2270,7 @@
                 <w:sz w:val="17"/>
                 <w:szCs w:val="17"/>
               </w:rPr>
-              <w:t xml:space="preserve">ui/AgentActions.tsx</w:t>
+              <w:t xml:space="preserve">AGENT_BOOKS · config.ts</w:t>
             </w:r>
           </w:p>
         </w:tc>
@@ -2306,7 +2306,7 @@
                 <w:sz w:val="19"/>
                 <w:szCs w:val="19"/>
               </w:rPr>
-              <w:t xml:space="preserve">Chamadas ao LLM (modo classificador)</w:t>
+              <w:t xml:space="preserve">Gatilho da avaliação</w:t>
             </w:r>
           </w:p>
         </w:tc>
@@ -2338,7 +2338,7 @@
                 <w:sz w:val="19"/>
                 <w:szCs w:val="19"/>
               </w:rPr>
-              <w:t xml:space="preserve">1 por pergunta, qualquer que seja o nº de intenções</w:t>
+              <w:t xml:space="preserve">Última mensagem do usuário</w:t>
             </w:r>
           </w:p>
         </w:tc>
@@ -2371,7 +2371,7 @@
                 <w:sz w:val="17"/>
                 <w:szCs w:val="17"/>
               </w:rPr>
-              <w:t xml:space="preserve">planner/plan.ts</w:t>
+              <w:t xml:space="preserve">ui/AgentActions.tsx</w:t>
             </w:r>
           </w:p>
         </w:tc>
@@ -2406,7 +2406,7 @@
                 <w:sz w:val="19"/>
                 <w:szCs w:val="19"/>
               </w:rPr>
-              <w:t xml:space="preserve">Modelo e esforço do classificador</w:t>
+              <w:t xml:space="preserve">Chamadas ao LLM (modo classificador)</w:t>
             </w:r>
           </w:p>
         </w:tc>
@@ -2437,7 +2437,7 @@
                 <w:sz w:val="19"/>
                 <w:szCs w:val="19"/>
               </w:rPr>
-              <w:t xml:space="preserve">gpt-5.6-luna · reasoning None</w:t>
+              <w:t xml:space="preserve">1 por pergunta, qualquer que seja o nº de intenções</w:t>
             </w:r>
           </w:p>
         </w:tc>
@@ -2469,7 +2469,7 @@
                 <w:sz w:val="17"/>
                 <w:szCs w:val="17"/>
               </w:rPr>
-              <w:t xml:space="preserve">AGENT_CLASSIFIER_* · config.ts</w:t>
+              <w:t xml:space="preserve">planner/plan.ts</w:t>
             </w:r>
           </w:p>
         </w:tc>
@@ -2505,7 +2505,7 @@
                 <w:sz w:val="19"/>
                 <w:szCs w:val="19"/>
               </w:rPr>
-              <w:t xml:space="preserve">Falha (rede, 500, JSON inválido)</w:t>
+              <w:t xml:space="preserve">Modelo e esforço do classificador</w:t>
             </w:r>
           </w:p>
         </w:tc>
@@ -2537,7 +2537,7 @@
                 <w:sz w:val="19"/>
                 <w:szCs w:val="19"/>
               </w:rPr>
-              <w:t xml:space="preserve">Nenhuma ação, em silêncio</w:t>
+              <w:t xml:space="preserve">gpt-5.6-luna · reasoning None</w:t>
             </w:r>
           </w:p>
         </w:tc>
@@ -2570,7 +2570,7 @@
                 <w:sz w:val="17"/>
                 <w:szCs w:val="17"/>
               </w:rPr>
-              <w:t xml:space="preserve">planner/plan.ts</w:t>
+              <w:t xml:space="preserve">AGENT_CLASSIFIER_* · config.ts</w:t>
             </w:r>
           </w:p>
         </w:tc>
@@ -2605,7 +2605,7 @@
                 <w:sz w:val="19"/>
                 <w:szCs w:val="19"/>
               </w:rPr>
-              <w:t xml:space="preserve">Telemetria</w:t>
+              <w:t xml:space="preserve">Falha (rede, 500, JSON inválido)</w:t>
             </w:r>
           </w:p>
         </w:tc>
@@ -2636,7 +2636,7 @@
                 <w:sz w:val="19"/>
                 <w:szCs w:val="19"/>
               </w:rPr>
-              <w:t xml:space="preserve">Disparo e clique, por intenção</w:t>
+              <w:t xml:space="preserve">Nenhuma ação, em silêncio</w:t>
             </w:r>
           </w:p>
         </w:tc>
@@ -2668,6 +2668,107 @@
                 <w:sz w:val="17"/>
                 <w:szCs w:val="17"/>
               </w:rPr>
+              <w:t xml:space="preserve">planner/plan.ts</w:t>
+            </w:r>
+          </w:p>
+        </w:tc>
+      </w:tr>
+      <w:tr>
+        <w:tc>
+          <w:tcPr>
+            <w:tcW w:type="dxa" w:w="3100"/>
+            <w:tcBorders>
+              <w:top w:val="single" w:color="CBD8D2" w:sz="4"/>
+              <w:left w:val="single" w:color="CBD8D2" w:sz="4"/>
+              <w:bottom w:val="single" w:color="CBD8D2" w:sz="4"/>
+              <w:right w:val="single" w:color="CBD8D2" w:sz="4"/>
+            </w:tcBorders>
+            <w:shd w:fill="F4FAF7" w:color="auto" w:val="clear"/>
+            <w:tcMar>
+              <w:top w:type="dxa" w:w="90"/>
+              <w:left w:type="dxa" w:w="130"/>
+              <w:bottom w:type="dxa" w:w="90"/>
+              <w:right w:type="dxa" w:w="130"/>
+            </w:tcMar>
+            <w:vAlign w:val="center"/>
+          </w:tcPr>
+          <w:p>
+            <w:pPr>
+              <w:spacing w:after="80" w:before="0" w:line="264"/>
+            </w:pPr>
+            <w:r>
+              <w:rPr>
+                <w:b/>
+                <w:bCs/>
+                <w:color w:val="26332D"/>
+                <w:sz w:val="19"/>
+                <w:szCs w:val="19"/>
+              </w:rPr>
+              <w:t xml:space="preserve">Telemetria</w:t>
+            </w:r>
+          </w:p>
+        </w:tc>
+        <w:tc>
+          <w:tcPr>
+            <w:tcW w:type="dxa" w:w="3300"/>
+            <w:tcBorders>
+              <w:top w:val="single" w:color="CBD8D2" w:sz="4"/>
+              <w:left w:val="single" w:color="CBD8D2" w:sz="4"/>
+              <w:bottom w:val="single" w:color="CBD8D2" w:sz="4"/>
+              <w:right w:val="single" w:color="CBD8D2" w:sz="4"/>
+            </w:tcBorders>
+            <w:shd w:fill="F4FAF7" w:color="auto" w:val="clear"/>
+            <w:tcMar>
+              <w:top w:type="dxa" w:w="90"/>
+              <w:left w:type="dxa" w:w="130"/>
+              <w:bottom w:type="dxa" w:w="90"/>
+              <w:right w:type="dxa" w:w="130"/>
+            </w:tcMar>
+            <w:vAlign w:val="center"/>
+          </w:tcPr>
+          <w:p>
+            <w:pPr>
+              <w:spacing w:after="80" w:before="0" w:line="264"/>
+            </w:pPr>
+            <w:r>
+              <w:rPr>
+                <w:color w:val="26332D"/>
+                <w:sz w:val="19"/>
+                <w:szCs w:val="19"/>
+              </w:rPr>
+              <w:t xml:space="preserve">Disparo e clique, por intenção</w:t>
+            </w:r>
+          </w:p>
+        </w:tc>
+        <w:tc>
+          <w:tcPr>
+            <w:tcW w:type="dxa" w:w="2626"/>
+            <w:tcBorders>
+              <w:top w:val="single" w:color="CBD8D2" w:sz="4"/>
+              <w:left w:val="single" w:color="CBD8D2" w:sz="4"/>
+              <w:bottom w:val="single" w:color="CBD8D2" w:sz="4"/>
+              <w:right w:val="single" w:color="CBD8D2" w:sz="4"/>
+            </w:tcBorders>
+            <w:shd w:fill="F4FAF7" w:color="auto" w:val="clear"/>
+            <w:tcMar>
+              <w:top w:type="dxa" w:w="90"/>
+              <w:left w:type="dxa" w:w="130"/>
+              <w:bottom w:type="dxa" w:w="90"/>
+              <w:right w:type="dxa" w:w="130"/>
+            </w:tcMar>
+            <w:vAlign w:val="center"/>
+          </w:tcPr>
+          <w:p>
+            <w:pPr>
+              <w:spacing w:after="80" w:before="0" w:line="264"/>
+            </w:pPr>
+            <w:r>
+              <w:rPr>
+                <w:rFonts w:ascii="Consolas" w:cs="Consolas" w:eastAsia="Consolas" w:hAnsi="Consolas"/>
+                <w:color w:val="808A86"/>
+                <w:sz w:val="17"/>
+                <w:szCs w:val="17"/>
+              </w:rPr>
               <w:t xml:space="preserve">host.logEvent · painel /logs/view</w:t>
             </w:r>
           </w:p>
@@ -2683,7 +2784,6 @@
               <w:bottom w:val="single" w:color="CBD8D2" w:sz="4"/>
               <w:right w:val="single" w:color="CBD8D2" w:sz="4"/>
             </w:tcBorders>
-            <w:shd w:fill="F4FAF7" w:color="auto" w:val="clear"/>
             <w:tcMar>
               <w:top w:type="dxa" w:w="90"/>
               <w:left w:type="dxa" w:w="130"/>
@@ -2717,7 +2817,6 @@
               <w:bottom w:val="single" w:color="CBD8D2" w:sz="4"/>
               <w:right w:val="single" w:color="CBD8D2" w:sz="4"/>
             </w:tcBorders>
-            <w:shd w:fill="F4FAF7" w:color="auto" w:val="clear"/>
             <w:tcMar>
               <w:top w:type="dxa" w:w="90"/>
               <w:left w:type="dxa" w:w="130"/>
@@ -2749,7 +2848,6 @@
               <w:bottom w:val="single" w:color="CBD8D2" w:sz="4"/>
               <w:right w:val="single" w:color="CBD8D2" w:sz="4"/>
             </w:tcBorders>
-            <w:shd w:fill="F4FAF7" w:color="auto" w:val="clear"/>
             <w:tcMar>
               <w:top w:type="dxa" w:w="90"/>
               <w:left w:type="dxa" w:w="130"/>
@@ -4476,7 +4574,7 @@
                 <w:sz w:val="19"/>
                 <w:szCs w:val="19"/>
               </w:rPr>
-              <w:t xml:space="preserve">abrir URL em nova aba (modo link) ou consultar a API e abrir um card (modo «Buscar aqui»)</w:t>
+              <w:t xml:space="preserve">abrir URL em nova aba (modo link) ou consultar a API e abrir um card (modo «Busca Integrada»)</w:t>
             </w:r>
           </w:p>
         </w:tc>
@@ -6246,7 +6344,7 @@
                 <w:sz w:val="19"/>
                 <w:szCs w:val="19"/>
               </w:rPr>
-              <w:t xml:space="preserve">abrir URL em nova aba (modo link) ou consultar a API e abrir um card (modo «Buscar aqui»)</w:t>
+              <w:t xml:space="preserve">abrir URL em nova aba (modo link) ou consultar a API e abrir um card (modo «Busca Integrada»)</w:t>
             </w:r>
           </w:p>
         </w:tc>
@@ -6726,7 +6824,7 @@
                 <w:sz w:val="19"/>
                 <w:szCs w:val="19"/>
               </w:rPr>
-              <w:t xml:space="preserve">A página de destino faz busca léxica na Definologia, com a base fixa na Enciclopédia (fixedBook: “EC”), e não busca por autor, especialidade, data nem frase enfática — no modo link o botão abre assim mesmo e a pessoa refaz a busca lá. Já o endpoint do Main-Server aceita esses campos, então no modo «Buscar aqui» a pergunta por autor ou especialidade é respondida de fato.</w:t>
+              <w:t xml:space="preserve">A página de destino faz busca léxica na Definologia, com a base fixa na Enciclopédia (fixedBook: “EC”), e não busca por autor, especialidade, data nem frase enfática — no modo link o botão abre assim mesmo e a pessoa refaz a busca lá. Já o endpoint do Main-Server aceita esses campos, então no modo «Busca Integrada» a pergunta por autor ou especialidade é respondida de fato.</w:t>
             </w:r>
           </w:p>
         </w:tc>

--- a/docs/agent-rules.docx
+++ b/docs/agent-rules.docx
@@ -53,7 +53,7 @@
           <w:sz w:val="19"/>
           <w:szCs w:val="19"/>
         </w:rPr>
-        <w:t xml:space="preserve">Este documento é a fonte de verdade do modo agente: cada ficha corresponde a uma regra de detecção, a um valor do classificador LLM, a um botão na interface e a um bloco da suíte de teste. Documento e código mudam juntos — a tradução dele para código vive em src/lib/agent/.</w:t>
+        <w:t xml:space="preserve">Este documento é a fonte de verdade do modo agente: cada ficha corresponde a uma regra de detecção, a um valor do classificador LLM, a um botão na interface e a um bloco da suíte de teste. Documento e código mudam juntos — a tradução dele para código vive em src/agent/.</w:t>
       </w:r>
     </w:p>
     <w:p>
@@ -807,7 +807,7 @@
                 <w:sz w:val="19"/>
                 <w:szCs w:val="19"/>
               </w:rPr>
-              <w:t xml:space="preserve">O planejador roda ANTES da resposta e o resultado entra no systemPrompt daquela requisição, sob um cabeçalho que o marca como dado, não instrução. Custa de 1 a 3 segundos no início da resposta, e só nesse modo o agente toca o fluxo. O planejador decide em delivery se o dado é necessário (context), se basta oferecer o botão (card) ou se valem as duas coisas (both).</w:t>
+              <w:t xml:space="preserve">O planejador roda ANTES da resposta e o resultado entra no systemPrompt daquela requisição, sob um cabeçalho que o marca como dado, não instrução. Custa de 1 a 3 segundos no início da resposta, e só nesse modo o agente toca o fluxo. O planejador decide em delivery se o dado é necessário (context) ou se basta oferecer o botão (card). Havia um terceiro valor, both, retirado por não ter comportamento próprio: o botão do card aparece nos dois casos de qualquer forma, e a distinção só custava prompt.</w:t>
             </w:r>
           </w:p>
         </w:tc>
@@ -1210,6 +1210,708 @@
                 <w:szCs w:val="19"/>
               </w:rPr>
               <w:t xml:space="preserve">“Como citar o livro X” é um pedido só. Em contexto bibliográfico a busca literal se cala, em vez de exibir dois botões.</w:t>
+            </w:r>
+          </w:p>
+        </w:tc>
+      </w:tr>
+      <w:tr>
+        <w:tc>
+          <w:tcPr>
+            <w:tcW w:type="dxa" w:w="2400"/>
+            <w:tcBorders>
+              <w:top w:val="single" w:color="CBD8D2" w:sz="4"/>
+              <w:left w:val="single" w:color="CBD8D2" w:sz="4"/>
+              <w:bottom w:val="single" w:color="CBD8D2" w:sz="4"/>
+              <w:right w:val="single" w:color="CBD8D2" w:sz="4"/>
+            </w:tcBorders>
+            <w:tcMar>
+              <w:top w:type="dxa" w:w="90"/>
+              <w:left w:type="dxa" w:w="130"/>
+              <w:bottom w:type="dxa" w:w="90"/>
+              <w:right w:type="dxa" w:w="130"/>
+            </w:tcMar>
+            <w:vAlign w:val="center"/>
+          </w:tcPr>
+          <w:p>
+            <w:pPr>
+              <w:spacing w:after="80" w:before="0" w:line="264"/>
+            </w:pPr>
+            <w:r>
+              <w:rPr>
+                <w:b/>
+                <w:bCs/>
+                <w:color w:val="26332D"/>
+                <w:sz w:val="19"/>
+                <w:szCs w:val="19"/>
+              </w:rPr>
+              <w:t xml:space="preserve">Espera da triagem</w:t>
+            </w:r>
+          </w:p>
+        </w:tc>
+        <w:tc>
+          <w:tcPr>
+            <w:tcW w:type="dxa" w:w="2000"/>
+            <w:tcBorders>
+              <w:top w:val="single" w:color="CBD8D2" w:sz="4"/>
+              <w:left w:val="single" w:color="CBD8D2" w:sz="4"/>
+              <w:bottom w:val="single" w:color="CBD8D2" w:sz="4"/>
+              <w:right w:val="single" w:color="CBD8D2" w:sz="4"/>
+            </w:tcBorders>
+            <w:tcMar>
+              <w:top w:type="dxa" w:w="90"/>
+              <w:left w:type="dxa" w:w="130"/>
+              <w:bottom w:type="dxa" w:w="90"/>
+              <w:right w:type="dxa" w:w="130"/>
+            </w:tcMar>
+            <w:vAlign w:val="center"/>
+          </w:tcPr>
+          <w:p>
+            <w:pPr>
+              <w:spacing w:after="80" w:before="0" w:line="264"/>
+            </w:pPr>
+            <w:r>
+              <w:rPr>
+                <w:b/>
+                <w:bCs/>
+                <w:color w:val="2F6F88"/>
+                <w:sz w:val="19"/>
+                <w:szCs w:val="19"/>
+              </w:rPr>
+              <w:t xml:space="preserve">só nos modos que precisam dela</w:t>
+            </w:r>
+          </w:p>
+        </w:tc>
+        <w:tc>
+          <w:tcPr>
+            <w:tcW w:type="dxa" w:w="4626"/>
+            <w:tcBorders>
+              <w:top w:val="single" w:color="CBD8D2" w:sz="4"/>
+              <w:left w:val="single" w:color="CBD8D2" w:sz="4"/>
+              <w:bottom w:val="single" w:color="CBD8D2" w:sz="4"/>
+              <w:right w:val="single" w:color="CBD8D2" w:sz="4"/>
+            </w:tcBorders>
+            <w:tcMar>
+              <w:top w:type="dxa" w:w="90"/>
+              <w:left w:type="dxa" w:w="130"/>
+              <w:bottom w:type="dxa" w:w="90"/>
+              <w:right w:type="dxa" w:w="130"/>
+            </w:tcMar>
+            <w:vAlign w:val="center"/>
+          </w:tcPr>
+          <w:p>
+            <w:pPr>
+              <w:spacing w:after="80" w:before="0" w:line="264"/>
+            </w:pPr>
+            <w:r>
+              <w:rPr>
+                <w:color w:val="26332D"/>
+                <w:sz w:val="19"/>
+                <w:szCs w:val="19"/>
+              </w:rPr>
+              <w:t xml:space="preserve">O plano bloqueava o envio de TODA pergunta. Agora só os modos Alimentar LLM e Resposta via pill esperam por ele; nos demais a pergunta sai na hora, e a barra de botões colhe o mesmo plano depois, pelo cache. A chamada ao classificador acontece igual — o que deixou de existir é a espera.</w:t>
+            </w:r>
+          </w:p>
+        </w:tc>
+      </w:tr>
+      <w:tr>
+        <w:tc>
+          <w:tcPr>
+            <w:tcW w:type="dxa" w:w="2400"/>
+            <w:tcBorders>
+              <w:top w:val="single" w:color="CBD8D2" w:sz="4"/>
+              <w:left w:val="single" w:color="CBD8D2" w:sz="4"/>
+              <w:bottom w:val="single" w:color="CBD8D2" w:sz="4"/>
+              <w:right w:val="single" w:color="CBD8D2" w:sz="4"/>
+            </w:tcBorders>
+            <w:shd w:fill="F1F8FB" w:color="auto" w:val="clear"/>
+            <w:tcMar>
+              <w:top w:type="dxa" w:w="90"/>
+              <w:left w:type="dxa" w:w="130"/>
+              <w:bottom w:type="dxa" w:w="90"/>
+              <w:right w:type="dxa" w:w="130"/>
+            </w:tcMar>
+            <w:vAlign w:val="center"/>
+          </w:tcPr>
+          <w:p>
+            <w:pPr>
+              <w:spacing w:after="80" w:before="0" w:line="264"/>
+            </w:pPr>
+            <w:r>
+              <w:rPr>
+                <w:b/>
+                <w:bCs/>
+                <w:color w:val="26332D"/>
+                <w:sz w:val="19"/>
+                <w:szCs w:val="19"/>
+              </w:rPr>
+              <w:t xml:space="preserve">Teto de espera</w:t>
+            </w:r>
+          </w:p>
+        </w:tc>
+        <w:tc>
+          <w:tcPr>
+            <w:tcW w:type="dxa" w:w="2000"/>
+            <w:tcBorders>
+              <w:top w:val="single" w:color="CBD8D2" w:sz="4"/>
+              <w:left w:val="single" w:color="CBD8D2" w:sz="4"/>
+              <w:bottom w:val="single" w:color="CBD8D2" w:sz="4"/>
+              <w:right w:val="single" w:color="CBD8D2" w:sz="4"/>
+            </w:tcBorders>
+            <w:shd w:fill="F1F8FB" w:color="auto" w:val="clear"/>
+            <w:tcMar>
+              <w:top w:type="dxa" w:w="90"/>
+              <w:left w:type="dxa" w:w="130"/>
+              <w:bottom w:type="dxa" w:w="90"/>
+              <w:right w:type="dxa" w:w="130"/>
+            </w:tcMar>
+            <w:vAlign w:val="center"/>
+          </w:tcPr>
+          <w:p>
+            <w:pPr>
+              <w:spacing w:after="80" w:before="0" w:line="264"/>
+            </w:pPr>
+            <w:r>
+              <w:rPr>
+                <w:b/>
+                <w:bCs/>
+                <w:color w:val="2F6F88"/>
+                <w:sz w:val="19"/>
+                <w:szCs w:val="19"/>
+              </w:rPr>
+              <w:t xml:space="preserve">6 s no planejador, 8 s na consulta</w:t>
+            </w:r>
+          </w:p>
+        </w:tc>
+        <w:tc>
+          <w:tcPr>
+            <w:tcW w:type="dxa" w:w="4626"/>
+            <w:tcBorders>
+              <w:top w:val="single" w:color="CBD8D2" w:sz="4"/>
+              <w:left w:val="single" w:color="CBD8D2" w:sz="4"/>
+              <w:bottom w:val="single" w:color="CBD8D2" w:sz="4"/>
+              <w:right w:val="single" w:color="CBD8D2" w:sz="4"/>
+            </w:tcBorders>
+            <w:shd w:fill="F1F8FB" w:color="auto" w:val="clear"/>
+            <w:tcMar>
+              <w:top w:type="dxa" w:w="90"/>
+              <w:left w:type="dxa" w:w="130"/>
+              <w:bottom w:type="dxa" w:w="90"/>
+              <w:right w:type="dxa" w:w="130"/>
+            </w:tcMar>
+            <w:vAlign w:val="center"/>
+          </w:tcPr>
+          <w:p>
+            <w:pPr>
+              <w:spacing w:after="80" w:before="0" w:line="264"/>
+            </w:pPr>
+            <w:r>
+              <w:rPr>
+                <w:color w:val="26332D"/>
+                <w:sz w:val="19"/>
+                <w:szCs w:val="19"/>
+              </w:rPr>
+              <w:t xml:space="preserve">fetch não tem timeout: um servidor que aceita a conexão e não responde segurava a pergunta para sempre, porque a triagem roda ANTES do envio. Estourar o teto devolve bypass, que é o comportamento de sempre. Plano vazio POR FALHA não fica em cache: o próximo interessado tenta de novo.</w:t>
+            </w:r>
+          </w:p>
+        </w:tc>
+      </w:tr>
+      <w:tr>
+        <w:tc>
+          <w:tcPr>
+            <w:tcW w:type="dxa" w:w="2400"/>
+            <w:tcBorders>
+              <w:top w:val="single" w:color="CBD8D2" w:sz="4"/>
+              <w:left w:val="single" w:color="CBD8D2" w:sz="4"/>
+              <w:bottom w:val="single" w:color="CBD8D2" w:sz="4"/>
+              <w:right w:val="single" w:color="CBD8D2" w:sz="4"/>
+            </w:tcBorders>
+            <w:tcMar>
+              <w:top w:type="dxa" w:w="90"/>
+              <w:left w:type="dxa" w:w="130"/>
+              <w:bottom w:type="dxa" w:w="90"/>
+              <w:right w:type="dxa" w:w="130"/>
+            </w:tcMar>
+            <w:vAlign w:val="center"/>
+          </w:tcPr>
+          <w:p>
+            <w:pPr>
+              <w:spacing w:after="80" w:before="0" w:line="264"/>
+            </w:pPr>
+            <w:r>
+              <w:rPr>
+                <w:b/>
+                <w:bCs/>
+                <w:color w:val="26332D"/>
+                <w:sz w:val="19"/>
+                <w:szCs w:val="19"/>
+              </w:rPr>
+              <w:t xml:space="preserve">Quem autoriza a resposta direta</w:t>
+            </w:r>
+          </w:p>
+        </w:tc>
+        <w:tc>
+          <w:tcPr>
+            <w:tcW w:type="dxa" w:w="2000"/>
+            <w:tcBorders>
+              <w:top w:val="single" w:color="CBD8D2" w:sz="4"/>
+              <w:left w:val="single" w:color="CBD8D2" w:sz="4"/>
+              <w:bottom w:val="single" w:color="CBD8D2" w:sz="4"/>
+              <w:right w:val="single" w:color="CBD8D2" w:sz="4"/>
+            </w:tcBorders>
+            <w:tcMar>
+              <w:top w:type="dxa" w:w="90"/>
+              <w:left w:type="dxa" w:w="130"/>
+              <w:bottom w:type="dxa" w:w="90"/>
+              <w:right w:type="dxa" w:w="130"/>
+            </w:tcMar>
+            <w:vAlign w:val="center"/>
+          </w:tcPr>
+          <w:p>
+            <w:pPr>
+              <w:spacing w:after="80" w:before="0" w:line="264"/>
+            </w:pPr>
+            <w:r>
+              <w:rPr>
+                <w:b/>
+                <w:bCs/>
+                <w:color w:val="2F6F88"/>
+                <w:sz w:val="19"/>
+                <w:szCs w:val="19"/>
+              </w:rPr>
+              <w:t xml:space="preserve">o cliente, por padrão de saudação</w:t>
+            </w:r>
+          </w:p>
+        </w:tc>
+        <w:tc>
+          <w:tcPr>
+            <w:tcW w:type="dxa" w:w="4626"/>
+            <w:tcBorders>
+              <w:top w:val="single" w:color="CBD8D2" w:sz="4"/>
+              <w:left w:val="single" w:color="CBD8D2" w:sz="4"/>
+              <w:bottom w:val="single" w:color="CBD8D2" w:sz="4"/>
+              <w:right w:val="single" w:color="CBD8D2" w:sz="4"/>
+            </w:tcBorders>
+            <w:tcMar>
+              <w:top w:type="dxa" w:w="90"/>
+              <w:left w:type="dxa" w:w="130"/>
+              <w:bottom w:type="dxa" w:w="90"/>
+              <w:right w:type="dxa" w:w="130"/>
+            </w:tcMar>
+            <w:vAlign w:val="center"/>
+          </w:tcPr>
+          <w:p>
+            <w:pPr>
+              <w:spacing w:after="80" w:before="0" w:line="264"/>
+            </w:pPr>
+            <w:r>
+              <w:rPr>
+                <w:color w:val="26332D"/>
+                <w:sz w:val="19"/>
+                <w:szCs w:val="19"/>
+              </w:rPr>
+              <w:t xml:space="preserve">Sem ação, direct só vale para saudação, agradecimento, despedida ou pergunta sobre o próprio assistente — reconhecidos por padrão determinístico no cliente, não pela palavra do classificador. A trava anterior era «não há resposta anterior na thread», que protegia a conversa em andamento e deixava a PRIMEIRA mensagem descoberta.</w:t>
+            </w:r>
+          </w:p>
+        </w:tc>
+      </w:tr>
+      <w:tr>
+        <w:tc>
+          <w:tcPr>
+            <w:tcW w:type="dxa" w:w="2400"/>
+            <w:tcBorders>
+              <w:top w:val="single" w:color="CBD8D2" w:sz="4"/>
+              <w:left w:val="single" w:color="CBD8D2" w:sz="4"/>
+              <w:bottom w:val="single" w:color="CBD8D2" w:sz="4"/>
+              <w:right w:val="single" w:color="CBD8D2" w:sz="4"/>
+            </w:tcBorders>
+            <w:shd w:fill="F1F8FB" w:color="auto" w:val="clear"/>
+            <w:tcMar>
+              <w:top w:type="dxa" w:w="90"/>
+              <w:left w:type="dxa" w:w="130"/>
+              <w:bottom w:type="dxa" w:w="90"/>
+              <w:right w:type="dxa" w:w="130"/>
+            </w:tcMar>
+            <w:vAlign w:val="center"/>
+          </w:tcPr>
+          <w:p>
+            <w:pPr>
+              <w:spacing w:after="80" w:before="0" w:line="264"/>
+            </w:pPr>
+            <w:r>
+              <w:rPr>
+                <w:b/>
+                <w:bCs/>
+                <w:color w:val="26332D"/>
+                <w:sz w:val="19"/>
+                <w:szCs w:val="19"/>
+              </w:rPr>
+              <w:t xml:space="preserve">Instruções do planejador</w:t>
+            </w:r>
+          </w:p>
+        </w:tc>
+        <w:tc>
+          <w:tcPr>
+            <w:tcW w:type="dxa" w:w="2000"/>
+            <w:tcBorders>
+              <w:top w:val="single" w:color="CBD8D2" w:sz="4"/>
+              <w:left w:val="single" w:color="CBD8D2" w:sz="4"/>
+              <w:bottom w:val="single" w:color="CBD8D2" w:sz="4"/>
+              <w:right w:val="single" w:color="CBD8D2" w:sz="4"/>
+            </w:tcBorders>
+            <w:shd w:fill="F1F8FB" w:color="auto" w:val="clear"/>
+            <w:tcMar>
+              <w:top w:type="dxa" w:w="90"/>
+              <w:left w:type="dxa" w:w="130"/>
+              <w:bottom w:type="dxa" w:w="90"/>
+              <w:right w:type="dxa" w:w="130"/>
+            </w:tcMar>
+            <w:vAlign w:val="center"/>
+          </w:tcPr>
+          <w:p>
+            <w:pPr>
+              <w:spacing w:after="80" w:before="0" w:line="264"/>
+            </w:pPr>
+            <w:r>
+              <w:rPr>
+                <w:b/>
+                <w:bCs/>
+                <w:color w:val="2F6F88"/>
+                <w:sz w:val="19"/>
+                <w:szCs w:val="19"/>
+              </w:rPr>
+              <w:t xml:space="preserve">no systemPrompt</w:t>
+            </w:r>
+          </w:p>
+        </w:tc>
+        <w:tc>
+          <w:tcPr>
+            <w:tcW w:type="dxa" w:w="4626"/>
+            <w:tcBorders>
+              <w:top w:val="single" w:color="CBD8D2" w:sz="4"/>
+              <w:left w:val="single" w:color="CBD8D2" w:sz="4"/>
+              <w:bottom w:val="single" w:color="CBD8D2" w:sz="4"/>
+              <w:right w:val="single" w:color="CBD8D2" w:sz="4"/>
+            </w:tcBorders>
+            <w:shd w:fill="F1F8FB" w:color="auto" w:val="clear"/>
+            <w:tcMar>
+              <w:top w:type="dxa" w:w="90"/>
+              <w:left w:type="dxa" w:w="130"/>
+              <w:bottom w:type="dxa" w:w="90"/>
+              <w:right w:type="dxa" w:w="130"/>
+            </w:tcMar>
+            <w:vAlign w:val="center"/>
+          </w:tcPr>
+          <w:p>
+            <w:pPr>
+              <w:spacing w:after="80" w:before="0" w:line="264"/>
+            </w:pPr>
+            <w:r>
+              <w:rPr>
+                <w:color w:val="26332D"/>
+                <w:sz w:val="19"/>
+                <w:szCs w:val="19"/>
+              </w:rPr>
+              <w:t xml:space="preserve">Iam coladas à pergunta, na mensagem do usuário. No systemPrompt viram prefixo estável, que o cache de prompt aproveita, com promptCacheKey por idioma. A suíte manda a mesma forma, senão mediria uma requisição que o app não faz.</w:t>
+            </w:r>
+          </w:p>
+        </w:tc>
+      </w:tr>
+      <w:tr>
+        <w:tc>
+          <w:tcPr>
+            <w:tcW w:type="dxa" w:w="2400"/>
+            <w:tcBorders>
+              <w:top w:val="single" w:color="CBD8D2" w:sz="4"/>
+              <w:left w:val="single" w:color="CBD8D2" w:sz="4"/>
+              <w:bottom w:val="single" w:color="CBD8D2" w:sz="4"/>
+              <w:right w:val="single" w:color="CBD8D2" w:sz="4"/>
+            </w:tcBorders>
+            <w:tcMar>
+              <w:top w:type="dxa" w:w="90"/>
+              <w:left w:type="dxa" w:w="130"/>
+              <w:bottom w:type="dxa" w:w="90"/>
+              <w:right w:type="dxa" w:w="130"/>
+            </w:tcMar>
+            <w:vAlign w:val="center"/>
+          </w:tcPr>
+          <w:p>
+            <w:pPr>
+              <w:spacing w:after="80" w:before="0" w:line="264"/>
+            </w:pPr>
+            <w:r>
+              <w:rPr>
+                <w:b/>
+                <w:bCs/>
+                <w:color w:val="26332D"/>
+                <w:sz w:val="19"/>
+                <w:szCs w:val="19"/>
+              </w:rPr>
+              <w:t xml:space="preserve">Contagem no card</w:t>
+            </w:r>
+          </w:p>
+        </w:tc>
+        <w:tc>
+          <w:tcPr>
+            <w:tcW w:type="dxa" w:w="2000"/>
+            <w:tcBorders>
+              <w:top w:val="single" w:color="CBD8D2" w:sz="4"/>
+              <w:left w:val="single" w:color="CBD8D2" w:sz="4"/>
+              <w:bottom w:val="single" w:color="CBD8D2" w:sz="4"/>
+              <w:right w:val="single" w:color="CBD8D2" w:sz="4"/>
+            </w:tcBorders>
+            <w:tcMar>
+              <w:top w:type="dxa" w:w="90"/>
+              <w:left w:type="dxa" w:w="130"/>
+              <w:bottom w:type="dxa" w:w="90"/>
+              <w:right w:type="dxa" w:w="130"/>
+            </w:tcMar>
+            <w:vAlign w:val="center"/>
+          </w:tcPr>
+          <w:p>
+            <w:pPr>
+              <w:spacing w:after="80" w:before="0" w:line="264"/>
+            </w:pPr>
+            <w:r>
+              <w:rPr>
+                <w:b/>
+                <w:bCs/>
+                <w:color w:val="2F6F88"/>
+                <w:sz w:val="19"/>
+                <w:szCs w:val="19"/>
+              </w:rPr>
+              <w:t xml:space="preserve">12+ quando o lote satura</w:t>
+            </w:r>
+          </w:p>
+        </w:tc>
+        <w:tc>
+          <w:tcPr>
+            <w:tcW w:type="dxa" w:w="4626"/>
+            <w:tcBorders>
+              <w:top w:val="single" w:color="CBD8D2" w:sz="4"/>
+              <w:left w:val="single" w:color="CBD8D2" w:sz="4"/>
+              <w:bottom w:val="single" w:color="CBD8D2" w:sz="4"/>
+              <w:right w:val="single" w:color="CBD8D2" w:sz="4"/>
+            </w:tcBorders>
+            <w:tcMar>
+              <w:top w:type="dxa" w:w="90"/>
+              <w:left w:type="dxa" w:w="130"/>
+              <w:bottom w:type="dxa" w:w="90"/>
+              <w:right w:type="dxa" w:w="130"/>
+            </w:tcMar>
+            <w:vAlign w:val="center"/>
+          </w:tcPr>
+          <w:p>
+            <w:pPr>
+              <w:spacing w:after="80" w:before="0" w:line="264"/>
+            </w:pPr>
+            <w:r>
+              <w:rPr>
+                <w:color w:val="26332D"/>
+                <w:sz w:val="19"/>
+                <w:szCs w:val="19"/>
+              </w:rPr>
+              <w:t xml:space="preserve">O mesmo rótulo dizia coisas diferentes: em search_book era o tamanho do lote; em search_verbete, o totalFound real. O card passa a marcar quando o número é apenas um piso.</w:t>
+            </w:r>
+          </w:p>
+        </w:tc>
+      </w:tr>
+      <w:tr>
+        <w:tc>
+          <w:tcPr>
+            <w:tcW w:type="dxa" w:w="2400"/>
+            <w:tcBorders>
+              <w:top w:val="single" w:color="CBD8D2" w:sz="4"/>
+              <w:left w:val="single" w:color="CBD8D2" w:sz="4"/>
+              <w:bottom w:val="single" w:color="CBD8D2" w:sz="4"/>
+              <w:right w:val="single" w:color="CBD8D2" w:sz="4"/>
+            </w:tcBorders>
+            <w:shd w:fill="F1F8FB" w:color="auto" w:val="clear"/>
+            <w:tcMar>
+              <w:top w:type="dxa" w:w="90"/>
+              <w:left w:type="dxa" w:w="130"/>
+              <w:bottom w:type="dxa" w:w="90"/>
+              <w:right w:type="dxa" w:w="130"/>
+            </w:tcMar>
+            <w:vAlign w:val="center"/>
+          </w:tcPr>
+          <w:p>
+            <w:pPr>
+              <w:spacing w:after="80" w:before="0" w:line="264"/>
+            </w:pPr>
+            <w:r>
+              <w:rPr>
+                <w:b/>
+                <w:bCs/>
+                <w:color w:val="26332D"/>
+                <w:sz w:val="19"/>
+                <w:szCs w:val="19"/>
+              </w:rPr>
+              <w:t xml:space="preserve">Dicionários: modo da consulta</w:t>
+            </w:r>
+          </w:p>
+        </w:tc>
+        <w:tc>
+          <w:tcPr>
+            <w:tcW w:type="dxa" w:w="2000"/>
+            <w:tcBorders>
+              <w:top w:val="single" w:color="CBD8D2" w:sz="4"/>
+              <w:left w:val="single" w:color="CBD8D2" w:sz="4"/>
+              <w:bottom w:val="single" w:color="CBD8D2" w:sz="4"/>
+              <w:right w:val="single" w:color="CBD8D2" w:sz="4"/>
+            </w:tcBorders>
+            <w:shd w:fill="F1F8FB" w:color="auto" w:val="clear"/>
+            <w:tcMar>
+              <w:top w:type="dxa" w:w="90"/>
+              <w:left w:type="dxa" w:w="130"/>
+              <w:bottom w:type="dxa" w:w="90"/>
+              <w:right w:type="dxa" w:w="130"/>
+            </w:tcMar>
+            <w:vAlign w:val="center"/>
+          </w:tcPr>
+          <w:p>
+            <w:pPr>
+              <w:spacing w:after="80" w:before="0" w:line="264"/>
+            </w:pPr>
+            <w:r>
+              <w:rPr>
+                <w:b/>
+                <w:bCs/>
+                <w:color w:val="2F6F88"/>
+                <w:sz w:val="19"/>
+                <w:szCs w:val="19"/>
+              </w:rPr>
+              <w:t xml:space="preserve">completo</w:t>
+            </w:r>
+          </w:p>
+        </w:tc>
+        <w:tc>
+          <w:tcPr>
+            <w:tcW w:type="dxa" w:w="4626"/>
+            <w:tcBorders>
+              <w:top w:val="single" w:color="CBD8D2" w:sz="4"/>
+              <w:left w:val="single" w:color="CBD8D2" w:sz="4"/>
+              <w:bottom w:val="single" w:color="CBD8D2" w:sz="4"/>
+              <w:right w:val="single" w:color="CBD8D2" w:sz="4"/>
+            </w:tcBorders>
+            <w:shd w:fill="F1F8FB" w:color="auto" w:val="clear"/>
+            <w:tcMar>
+              <w:top w:type="dxa" w:w="90"/>
+              <w:left w:type="dxa" w:w="130"/>
+              <w:bottom w:type="dxa" w:w="90"/>
+              <w:right w:type="dxa" w:w="130"/>
+            </w:tcMar>
+            <w:vAlign w:val="center"/>
+          </w:tcPr>
+          <w:p>
+            <w:pPr>
+              <w:spacing w:after="80" w:before="0" w:line="264"/>
+            </w:pPr>
+            <w:r>
+              <w:rPr>
+                <w:color w:val="26332D"/>
+                <w:sz w:val="19"/>
+                <w:szCs w:val="19"/>
+              </w:rPr>
+              <w:t xml:space="preserve">O endpoint usa analogico por padrão, e a metade sinonímica que esta ficha promete ao classificador nunca voltava.</w:t>
+            </w:r>
+          </w:p>
+        </w:tc>
+      </w:tr>
+      <w:tr>
+        <w:tc>
+          <w:tcPr>
+            <w:tcW w:type="dxa" w:w="2400"/>
+            <w:tcBorders>
+              <w:top w:val="single" w:color="CBD8D2" w:sz="4"/>
+              <w:left w:val="single" w:color="CBD8D2" w:sz="4"/>
+              <w:bottom w:val="single" w:color="CBD8D2" w:sz="4"/>
+              <w:right w:val="single" w:color="CBD8D2" w:sz="4"/>
+            </w:tcBorders>
+            <w:tcMar>
+              <w:top w:type="dxa" w:w="90"/>
+              <w:left w:type="dxa" w:w="130"/>
+              <w:bottom w:type="dxa" w:w="90"/>
+              <w:right w:type="dxa" w:w="130"/>
+            </w:tcMar>
+            <w:vAlign w:val="center"/>
+          </w:tcPr>
+          <w:p>
+            <w:pPr>
+              <w:spacing w:after="80" w:before="0" w:line="264"/>
+            </w:pPr>
+            <w:r>
+              <w:rPr>
+                <w:b/>
+                <w:bCs/>
+                <w:color w:val="26332D"/>
+                <w:sz w:val="19"/>
+                <w:szCs w:val="19"/>
+              </w:rPr>
+              <w:t xml:space="preserve">Padrão em build</w:t>
+            </w:r>
+          </w:p>
+        </w:tc>
+        <w:tc>
+          <w:tcPr>
+            <w:tcW w:type="dxa" w:w="2000"/>
+            <w:tcBorders>
+              <w:top w:val="single" w:color="CBD8D2" w:sz="4"/>
+              <w:left w:val="single" w:color="CBD8D2" w:sz="4"/>
+              <w:bottom w:val="single" w:color="CBD8D2" w:sz="4"/>
+              <w:right w:val="single" w:color="CBD8D2" w:sz="4"/>
+            </w:tcBorders>
+            <w:tcMar>
+              <w:top w:type="dxa" w:w="90"/>
+              <w:left w:type="dxa" w:w="130"/>
+              <w:bottom w:type="dxa" w:w="90"/>
+              <w:right w:type="dxa" w:w="130"/>
+            </w:tcMar>
+            <w:vAlign w:val="center"/>
+          </w:tcPr>
+          <w:p>
+            <w:pPr>
+              <w:spacing w:after="80" w:before="0" w:line="264"/>
+            </w:pPr>
+            <w:r>
+              <w:rPr>
+                <w:b/>
+                <w:bCs/>
+                <w:color w:val="2F6F88"/>
+                <w:sz w:val="19"/>
+                <w:szCs w:val="19"/>
+              </w:rPr>
+              <w:t xml:space="preserve">ligado (AGENT_MODE_DEFAULT = 1)</w:t>
+            </w:r>
+          </w:p>
+        </w:tc>
+        <w:tc>
+          <w:tcPr>
+            <w:tcW w:type="dxa" w:w="4626"/>
+            <w:tcBorders>
+              <w:top w:val="single" w:color="CBD8D2" w:sz="4"/>
+              <w:left w:val="single" w:color="CBD8D2" w:sz="4"/>
+              <w:bottom w:val="single" w:color="CBD8D2" w:sz="4"/>
+              <w:right w:val="single" w:color="CBD8D2" w:sz="4"/>
+            </w:tcBorders>
+            <w:tcMar>
+              <w:top w:type="dxa" w:w="90"/>
+              <w:left w:type="dxa" w:w="130"/>
+              <w:bottom w:type="dxa" w:w="90"/>
+              <w:right w:type="dxa" w:w="130"/>
+            </w:tcMar>
+            <w:vAlign w:val="center"/>
+          </w:tcPr>
+          <w:p>
+            <w:pPr>
+              <w:spacing w:after="80" w:before="0" w:line="264"/>
+            </w:pPr>
+            <w:r>
+              <w:rPr>
+                <w:color w:val="26332D"/>
+                <w:sz w:val="19"/>
+                <w:szCs w:val="19"/>
+              </w:rPr>
+              <w:t xml:space="preserve">O comentário do código afirmava que produção ia ligada e o valor era 0. Vale ligado, e o cabeçalho passou a dizer o mesmo.</w:t>
             </w:r>
           </w:p>
         </w:tc>
@@ -1542,7 +2244,7 @@
                 <w:sz w:val="19"/>
                 <w:szCs w:val="19"/>
               </w:rPr>
-              <w:t xml:space="preserve">Modo Agente ligado · Classificador LLM · Busca Integrada</w:t>
+              <w:t xml:space="preserve">Modo Agente ligado · Classificador LLM · Abrir módulo · Resposta da LLM automática</w:t>
             </w:r>
           </w:p>
         </w:tc>
@@ -1641,7 +2343,7 @@
                 <w:sz w:val="19"/>
                 <w:szCs w:val="19"/>
               </w:rPr>
-              <w:t xml:space="preserve">Busca Integrada (padrão) · Abrir módulo · Alimentar LLM</w:t>
+              <w:t xml:space="preserve">Abrir módulo (padrão) · Busca Integrada · Alimentar LLM</w:t>
             </w:r>
           </w:p>
         </w:tc>
@@ -2437,7 +3139,7 @@
                 <w:sz w:val="19"/>
                 <w:szCs w:val="19"/>
               </w:rPr>
-              <w:t xml:space="preserve">1 por pergunta, qualquer que seja o nº de intenções</w:t>
+              <w:t xml:space="preserve">1 por pergunta, qualquer que seja o nº de intenções. Só é esperada antes do envio nos modos Alimentar LLM e Resposta via pill; nos demais a pergunta sai na hora e a barra de botões colhe o mesmo plano depois</w:t>
             </w:r>
           </w:p>
         </w:tc>
@@ -2636,7 +3338,7 @@
                 <w:sz w:val="19"/>
                 <w:szCs w:val="19"/>
               </w:rPr>
-              <w:t xml:space="preserve">Nenhuma ação, em silêncio</w:t>
+              <w:t xml:space="preserve">Nenhuma ação, em silêncio. Teto de espera: 6 s no planejador, 8 s na consulta — sem eles, um servidor que aceita a conexão e não responde segurava o envio da pergunta</w:t>
             </w:r>
           </w:p>
         </w:tc>
@@ -2835,7 +3537,7 @@
                 <w:sz w:val="19"/>
                 <w:szCs w:val="19"/>
               </w:rPr>
-              <w:t xml:space="preserve">51 exemplos destas fichas</w:t>
+              <w:t xml:space="preserve">67 exemplos destas fichas</w:t>
             </w:r>
           </w:p>
         </w:tc>
@@ -2867,7 +3569,7 @@
                 <w:sz w:val="17"/>
                 <w:szCs w:val="17"/>
               </w:rPr>
-              <w:t xml:space="preserve">43 casos determinísticos passam; 8 dependem do LLM</w:t>
+              <w:t xml:space="preserve">65 estáveis, 1 instável, 1 falha na última execução ao vivo (3 execuções por caso); 0 ações indevidas em 84 execuções</w:t>
             </w:r>
           </w:p>
         </w:tc>
@@ -2975,7 +3677,7 @@
           <w:sz w:val="19"/>
           <w:szCs w:val="19"/>
         </w:rPr>
-        <w:t xml:space="preserve">Classificador LLM sem teste ao vivo — </w:t>
+        <w:t xml:space="preserve">Pedido bibliográfico sem verbo — </w:t>
       </w:r>
       <w:r>
         <w:rPr>
@@ -2983,7 +3685,7 @@
           <w:sz w:val="19"/>
           <w:szCs w:val="19"/>
         </w:rPr>
-        <w:t xml:space="preserve">As 4 intenções foram validadas no modo Regras com a suíte de exemplos. O modo Classificador depende do Main-Server local, que esteve fora no fechamento desta versão.</w:t>
+        <w:t xml:space="preserve">A suíte do planejador (npm run agent:suite) passou a rodar ao vivo contra o Main-Server, com 3 execuções por caso: 65 estáveis, 1 instável, 1 falha, e nenhuma ação indevida em 84 execuções — o modo Classificador deixou de ser a parte não verificada do catálogo. O que resta é «Livro Temas da Conscienciologia.», frase sem verbo que o classificador não lê como pedido bibliográfico; as instáveis ficam na fronteira livros × verbetes, onde as duas respostas se defendem. A suíte aplica a MESMA trava que o cliente aplica antes de aceitar um direct, então o que ela mede é a decisão efetiva do app, não o palpite cru do classificador.</w:t>
       </w:r>
     </w:p>
     <w:p>
